--- a/03_Outputs/final scripts/fr/Module 8/8.0.0-fr.docx
+++ b/03_Outputs/final scripts/fr/Module 8/8.0.0-fr.docx
@@ -24,7 +24,7 @@
     </w:p>
     <w:p>
       <w:r>
-        <w:t xml:space="preserve">En regardant vers l'avenir, dans des trajectoires compatibles avec une limitation du réchauffement à 1,5°C, les énergies renouvelables pourraient fournir près de 90 % de l'électricité mondiale d'ici 2050, le solaire et l'éolien seul représentant environ 70 %. Réaliser cela nécessitera une planification minutieuse pour équilibrer l'utilisation des terres, les impacts environnementaux et l'équité sociale.  </w:t>
+        <w:t xml:space="preserve">En regardant vers l'avenir, dans des trajectoires compatibles avec une limitation du réchauffement à 1,5°C, les énergies renouvelables pourraient fournir près de 90 % de l'électricité mondiale d'ici 2050, le solaire et l'éolien seuls représentant environ 70 %. Réaliser cela nécessitera une planification minutieuse pour équilibrer l'utilisation des terres, les impacts environnementaux et l'équité sociale.  </w:t>
       </w:r>
     </w:p>
     <w:p>
